--- a/export/docx/docs/04_01_可行性研究与商业论证.docx
+++ b/export/docx/docs/04_01_可行性研究与商业论证.docx
@@ -1523,7 +1523,7 @@
               <w:rPr>
                 <w:sz w:val="18"/>
               </w:rPr>
-              <w:t>已闭环：MockRobotDriver 全链路（58 项测试通过，核心覆盖 94%）</w:t>
+              <w:t>已闭环：MockRobotDriver 全链路（96 项测试通过，覆盖率 93%）</w:t>
             </w:r>
           </w:p>
         </w:tc>
